--- a/klagomål/A 35214-2026 FSC-klagomål.docx
+++ b/klagomål/A 35214-2026 FSC-klagomål.docx
@@ -681,7 +681,7 @@
     <w:r>
       <w:tab/>
       <w:tab/>
-      <w:t>2026-08-27</w:t>
+      <w:t>2026-08-28</w:t>
       <w:br/>
       <w:br/>
     </w:r>

--- a/klagomål/A 35214-2026 FSC-klagomål.docx
+++ b/klagomål/A 35214-2026 FSC-klagomål.docx
@@ -178,7 +178,7 @@
       <w:r>
         <w:drawing>
           <wp:inline xmlns:a="http://schemas.openxmlformats.org/drawingml/2006/main" xmlns:pic="http://schemas.openxmlformats.org/drawingml/2006/picture">
-            <wp:extent cx="5486400" cy="5269584"/>
+            <wp:extent cx="5486400" cy="5633458"/>
             <wp:docPr id="1" name="Picture 1"/>
             <wp:cNvGraphicFramePr>
               <a:graphicFrameLocks noChangeAspect="1"/>
@@ -199,7 +199,7 @@
                   <pic:spPr>
                     <a:xfrm>
                       <a:off x="0" y="0"/>
-                      <a:ext cx="5486400" cy="5269584"/>
+                      <a:ext cx="5486400" cy="5633458"/>
                     </a:xfrm>
                     <a:prstGeom prst="rect"/>
                   </pic:spPr>
@@ -221,7 +221,7 @@
     </w:p>
     <w:p>
       <w:r>
-        <w:t>I avverkningsanmälan finns fynd av 1 naturvårdsarter, varav 1 är rödlistad och 1 är typisk (T): tallticka (NT, T). Se Figur 1.</w:t>
+        <w:t>I avverkningsanmälan finns fynd av 4 naturvårdsarter, varav 3 är rödlistade, 3 är typiska (T) och 1 är signalart (S): blå taggsvamp (NT, T), mörk kolflarnlav (NT), tallticka (NT, T) och stuplav (S, T). Se Figur 1.</w:t>
       </w:r>
     </w:p>
     <w:p>
@@ -252,6 +252,37 @@
         <w:rPr>
           <w:b/>
         </w:rPr>
+        <w:t xml:space="preserve">Blå taggsvamp (NT) </w:t>
+      </w:r>
+      <w:r>
+        <w:t xml:space="preserve">är en karaktärsart i såväl örtrika kalkbarrskogar som i torra sandtallskogar där det föreligger gammal skog med långvarig trädkontinuitet. Är sällsynt och mycket kravfull i södra och mellersta Sverige. Den hotas främst av skogsavverkning och tycks försvinna efter slutavverkning, markberedning och plantering. I kalkgranskogar verkar arten vara mycket känslig. Granskogar med arten bör formellt skydddas. Blå taggsvamp (NT) är typisk art för </w:t>
+      </w:r>
+      <w:r>
+        <w:rPr>
+          <w:i/>
+        </w:rPr>
+        <w:t>9010 Taiga</w:t>
+      </w:r>
+      <w:r>
+        <w:t xml:space="preserve"> (SLU Artdatabanken, 2024; Nitare &amp; Skogsstyrelsen, 2019).</w:t>
+      </w:r>
+    </w:p>
+    <w:p>
+      <w:r>
+        <w:rPr>
+          <w:b/>
+        </w:rPr>
+        <w:t>Mörk kolflarnlav (NT)</w:t>
+      </w:r>
+      <w:r>
+        <w:t xml:space="preserve"> är brandberoende och växer nästan uteslutande på kolad hård kärnved av tall. Arten förekommer främst i glesa, öppna tall- och blandbarrskogar av naturskogskaraktär och etableringen verkar ske sent efter brand, kanske först efter 100–300 år. Mörk kolflarnlav indikerar skog med höga naturvärden och vanligast är att den påträffas på rester av nedbrunna torrakor och högstubbar och lågstubbar som är så grova att hela innandömet är urbränt. Tall- och blandbarrskogar av naturskogskaraktär med spår av återkommande bränder hyser höga biologiska värden och bör skyddas (SLU Artdatabanken, 2024).</w:t>
+      </w:r>
+    </w:p>
+    <w:p>
+      <w:r>
+        <w:rPr>
+          <w:b/>
+        </w:rPr>
         <w:t xml:space="preserve">Tallticka (NT) </w:t>
       </w:r>
       <w:r>
@@ -274,6 +305,62 @@
       </w:r>
       <w:r>
         <w:t xml:space="preserve"> (SLU Artdatabanken, 2023; Nitare &amp; Skogsstyrelsen, 2019).</w:t>
+      </w:r>
+    </w:p>
+    <w:p>
+      <w:r>
+        <w:rPr>
+          <w:b/>
+        </w:rPr>
+        <w:t>Stuplav</w:t>
+      </w:r>
+      <w:r>
+        <w:t xml:space="preserve"> är en mycket bra signalart i hela sitt utbredningsområde och förekommer nästan enbart i skogsmiljöer med höga naturvärden. Den indikerar långvarig förekomst av gamla lövträd och miljöer med konstant hög luftfuktighet. I skogar med suboceaniskt klimat finns det en mycket sällsynt parasit, njurlavsknapp </w:t>
+      </w:r>
+      <w:r>
+        <w:rPr>
+          <w:i/>
+        </w:rPr>
+        <w:t>Pletocarpon nephromeum</w:t>
+      </w:r>
+      <w:r>
+        <w:t xml:space="preserve"> (EN), som växer på stuplav. Ytterligare tre sällsynta lavparasiter, </w:t>
+      </w:r>
+      <w:r>
+        <w:rPr>
+          <w:i/>
+        </w:rPr>
+        <w:t>Protounguicularia nephromatis</w:t>
+      </w:r>
+      <w:r>
+        <w:t xml:space="preserve"> (VU), </w:t>
+      </w:r>
+      <w:r>
+        <w:rPr>
+          <w:i/>
+        </w:rPr>
+        <w:t>Refractohilum galligenum</w:t>
+      </w:r>
+      <w:r>
+        <w:t xml:space="preserve"> (NT) och </w:t>
+      </w:r>
+      <w:r>
+        <w:rPr>
+          <w:i/>
+        </w:rPr>
+        <w:t>Roselliniella nephromatis</w:t>
+      </w:r>
+      <w:r>
+        <w:t xml:space="preserve"> (DD), kan också påträffas på stuplav. Stuplav är typisk art för </w:t>
+      </w:r>
+      <w:r>
+        <w:rPr>
+          <w:i/>
+        </w:rPr>
+        <w:t>9010 Taiga</w:t>
+      </w:r>
+      <w:r>
+        <w:t xml:space="preserve"> (SLU Artdatabanken, 2026; Nitare &amp; Skogsstyrelsen, 2019).</w:t>
       </w:r>
     </w:p>
     <w:p>
@@ -366,7 +453,7 @@
         <w:rPr>
           <w:i/>
         </w:rPr>
-        <w:t>I det avverkningsanmälda skogsområdet har 1 naturvårdsarter varav 1 rödlistade arter sina livsmiljöer och växtplatser.</w:t>
+        <w:t>I det avverkningsanmälda skogsområdet har 4 naturvårdsarter varav 3 rödlistade arter sina livsmiljöer och växtplatser.</w:t>
       </w:r>
     </w:p>
     <w:p>
@@ -681,7 +768,7 @@
     <w:r>
       <w:tab/>
       <w:tab/>
-      <w:t>2026-08-28</w:t>
+      <w:t>2026-08-29</w:t>
       <w:br/>
       <w:br/>
     </w:r>

--- a/klagomål/A 35214-2026 FSC-klagomål.docx
+++ b/klagomål/A 35214-2026 FSC-klagomål.docx
@@ -768,7 +768,7 @@
     <w:r>
       <w:tab/>
       <w:tab/>
-      <w:t>2026-08-29</w:t>
+      <w:t>2026-08-31</w:t>
       <w:br/>
       <w:br/>
     </w:r>

--- a/klagomål/A 35214-2026 FSC-klagomål.docx
+++ b/klagomål/A 35214-2026 FSC-klagomål.docx
@@ -768,7 +768,7 @@
     <w:r>
       <w:tab/>
       <w:tab/>
-      <w:t>2026-08-31</w:t>
+      <w:t>2026-09-01</w:t>
       <w:br/>
       <w:br/>
     </w:r>

--- a/klagomål/A 35214-2026 FSC-klagomål.docx
+++ b/klagomål/A 35214-2026 FSC-klagomål.docx
@@ -768,7 +768,7 @@
     <w:r>
       <w:tab/>
       <w:tab/>
-      <w:t>2026-09-01</w:t>
+      <w:t>2026-09-02</w:t>
       <w:br/>
       <w:br/>
     </w:r>

--- a/klagomål/A 35214-2026 FSC-klagomål.docx
+++ b/klagomål/A 35214-2026 FSC-klagomål.docx
@@ -768,7 +768,7 @@
     <w:r>
       <w:tab/>
       <w:tab/>
-      <w:t>2026-09-02</w:t>
+      <w:t>2026-09-03</w:t>
       <w:br/>
       <w:br/>
     </w:r>

--- a/klagomål/A 35214-2026 FSC-klagomål.docx
+++ b/klagomål/A 35214-2026 FSC-klagomål.docx
@@ -768,7 +768,7 @@
     <w:r>
       <w:tab/>
       <w:tab/>
-      <w:t>2026-09-03</w:t>
+      <w:t>2026-09-04</w:t>
       <w:br/>
       <w:br/>
     </w:r>

--- a/klagomål/A 35214-2026 FSC-klagomål.docx
+++ b/klagomål/A 35214-2026 FSC-klagomål.docx
@@ -768,7 +768,7 @@
     <w:r>
       <w:tab/>
       <w:tab/>
-      <w:t>2026-09-04</w:t>
+      <w:t>2026-09-05</w:t>
       <w:br/>
       <w:br/>
     </w:r>
